--- a/site/docs/turnscript-traitement-des-donnees-fr.docx
+++ b/site/docs/turnscript-traitement-des-donnees-fr.docx
@@ -34,7 +34,7 @@
         <w:t xml:space="preserve"> </w:t>
       </w:r>
       <w:r>
-        <w:t xml:space="preserve">13 septembre 2026, TurnScript 2.5.0. Les mentions entre</w:t>
+        <w:t xml:space="preserve">13 septembre 2026, TurnScript (anciennement LocalTranscript) 2.5.0. Les mentions entre</w:t>
       </w:r>
       <w:r>
         <w:t xml:space="preserve"> </w:t>
@@ -99,7 +99,7 @@
         <w:pStyle w:val="FirstParagraph"/>
       </w:pPr>
       <w:r>
-        <w:t xml:space="preserve">TurnScript, version</w:t>
+        <w:t xml:space="preserve">TurnScript (anciennement LocalTranscript), version</w:t>
       </w:r>
       <w:r>
         <w:t xml:space="preserve"> </w:t>

--- a/site/docs/turnscript-traitement-des-donnees-fr.docx
+++ b/site/docs/turnscript-traitement-des-donnees-fr.docx
@@ -34,7 +34,7 @@
         <w:t xml:space="preserve"> </w:t>
       </w:r>
       <w:r>
-        <w:t xml:space="preserve">13 septembre 2026, TurnScript (anciennement LocalTranscript) 2.5.0. Les mentions entre</w:t>
+        <w:t xml:space="preserve">15 septembre 2026, TurnScript 3.0.0. Les mentions entre</w:t>
       </w:r>
       <w:r>
         <w:t xml:space="preserve"> </w:t>
@@ -99,7 +99,7 @@
         <w:pStyle w:val="FirstParagraph"/>
       </w:pPr>
       <w:r>
-        <w:t xml:space="preserve">TurnScript (anciennement LocalTranscript), version</w:t>
+        <w:t xml:space="preserve">TurnScript, version</w:t>
       </w:r>
       <w:r>
         <w:t xml:space="preserve"> </w:t>
@@ -108,7 +108,7 @@
         <w:rPr>
           <w:rStyle w:val="VerbatimChar"/>
         </w:rPr>
-        <w:t xml:space="preserve">[2.5.0]</w:t>
+        <w:t xml:space="preserve">[3.0.0]</w:t>
       </w:r>
       <w:r>
         <w:t xml:space="preserve">. Logiciel libre sous</w:t>
